--- a/提交材料/A5-webrunner_test/智慧云脑诊疗平台性能最终测试报告.docx
+++ b/提交材料/A5-webrunner_test/智慧云脑诊疗平台性能最终测试报告.docx
@@ -511,7 +511,19 @@
                 <w:szCs w:val="28"/>
                 <w:lang w:val="en-US" w:eastAsia="zh-CN"/>
               </w:rPr>
-              <w:t>彭佳成、周栩乐、王选墨、吴皓睿、吴振凯</w:t>
+              <w:t>彭佳成、周栩乐、王选默</w:t>
+            </w:r>
+            <w:bookmarkStart w:id="0" w:name="_GoBack"/>
+            <w:bookmarkEnd w:id="0"/>
+            <w:r>
+              <w:rPr>
+                <w:rFonts w:hint="eastAsia" w:ascii="Times New Roman" w:hAnsi="Times New Roman" w:eastAsia="宋体" w:cs="Times New Roman"/>
+                <w:kern w:val="2"/>
+                <w:sz w:val="28"/>
+                <w:szCs w:val="28"/>
+                <w:lang w:val="en-US" w:eastAsia="zh-CN"/>
+              </w:rPr>
+              <w:t>、吴皓睿、吴振凯</w:t>
             </w:r>
           </w:p>
         </w:tc>
@@ -2656,12 +2668,6 @@
             <w:insideH w:val="single" w:color="auto" w:sz="4" w:space="0"/>
             <w:insideV w:val="single" w:color="auto" w:sz="4" w:space="0"/>
           </w:tblBorders>
-          <w:tblCellMar>
-            <w:top w:w="0" w:type="dxa"/>
-            <w:left w:w="108" w:type="dxa"/>
-            <w:bottom w:w="0" w:type="dxa"/>
-            <w:right w:w="108" w:type="dxa"/>
-          </w:tblCellMar>
         </w:tblPrEx>
         <w:trPr>
           <w:jc w:val="center"/>
@@ -21203,12 +21209,6 @@
             <w:insideH w:val="single" w:color="000000" w:sz="4" w:space="0"/>
             <w:insideV w:val="single" w:color="000000" w:sz="4" w:space="0"/>
           </w:tblBorders>
-          <w:tblCellMar>
-            <w:top w:w="0" w:type="dxa"/>
-            <w:left w:w="108" w:type="dxa"/>
-            <w:bottom w:w="0" w:type="dxa"/>
-            <w:right w:w="108" w:type="dxa"/>
-          </w:tblCellMar>
         </w:tblPrEx>
         <w:trPr>
           <w:cantSplit/>
@@ -25445,7 +25445,6 @@
           </w:tblCellMar>
         </w:tblPrEx>
         <w:trPr>
-          <w:wAfter w:w="0" w:type="auto"/>
           <w:cantSplit/>
           <w:jc w:val="center"/>
         </w:trPr>
@@ -25792,14 +25791,13 @@
           </w:tblCellMar>
         </w:tblPrEx>
         <w:trPr>
-          <w:wAfter w:w="0" w:type="auto"/>
           <w:cantSplit/>
           <w:jc w:val="center"/>
         </w:trPr>
         <w:tc>
           <w:tcPr>
             <w:tcW w:w="1474" w:type="dxa"/>
-            <w:shd w:val="clear"/>
+            <w:shd w:val="clear" w:color="auto" w:fill="auto"/>
             <w:vAlign w:val="center"/>
           </w:tcPr>
           <w:p>
@@ -25831,7 +25829,7 @@
         <w:tc>
           <w:tcPr>
             <w:tcW w:w="850" w:type="dxa"/>
-            <w:shd w:val="clear"/>
+            <w:shd w:val="clear" w:color="auto" w:fill="auto"/>
             <w:vAlign w:val="center"/>
           </w:tcPr>
           <w:p>
@@ -25863,7 +25861,7 @@
         <w:tc>
           <w:tcPr>
             <w:tcW w:w="1247" w:type="dxa"/>
-            <w:shd w:val="clear"/>
+            <w:shd w:val="clear" w:color="auto" w:fill="auto"/>
             <w:vAlign w:val="center"/>
           </w:tcPr>
           <w:p>
@@ -25895,7 +25893,7 @@
         <w:tc>
           <w:tcPr>
             <w:tcW w:w="1247" w:type="dxa"/>
-            <w:shd w:val="clear"/>
+            <w:shd w:val="clear" w:color="auto" w:fill="auto"/>
             <w:vAlign w:val="center"/>
           </w:tcPr>
           <w:p>
@@ -25927,7 +25925,7 @@
         <w:tc>
           <w:tcPr>
             <w:tcW w:w="756" w:type="dxa"/>
-            <w:shd w:val="clear"/>
+            <w:shd w:val="clear" w:color="auto" w:fill="auto"/>
             <w:vAlign w:val="center"/>
           </w:tcPr>
           <w:p>
@@ -25959,7 +25957,7 @@
         <w:tc>
           <w:tcPr>
             <w:tcW w:w="907" w:type="dxa"/>
-            <w:shd w:val="clear"/>
+            <w:shd w:val="clear" w:color="auto" w:fill="auto"/>
             <w:vAlign w:val="center"/>
           </w:tcPr>
           <w:p>
@@ -25991,7 +25989,7 @@
         <w:tc>
           <w:tcPr>
             <w:tcW w:w="964" w:type="dxa"/>
-            <w:shd w:val="clear"/>
+            <w:shd w:val="clear" w:color="auto" w:fill="auto"/>
             <w:vAlign w:val="center"/>
           </w:tcPr>
           <w:p>
@@ -26023,7 +26021,7 @@
         <w:tc>
           <w:tcPr>
             <w:tcW w:w="713" w:type="dxa"/>
-            <w:shd w:val="clear"/>
+            <w:shd w:val="clear" w:color="auto" w:fill="auto"/>
             <w:vAlign w:val="center"/>
           </w:tcPr>
           <w:p>
@@ -26055,7 +26053,7 @@
         <w:tc>
           <w:tcPr>
             <w:tcW w:w="988" w:type="dxa"/>
-            <w:shd w:val="clear"/>
+            <w:shd w:val="clear" w:color="auto" w:fill="auto"/>
             <w:vAlign w:val="center"/>
           </w:tcPr>
           <w:p>
@@ -26103,14 +26101,13 @@
           </w:tblCellMar>
         </w:tblPrEx>
         <w:trPr>
-          <w:wAfter w:w="0" w:type="auto"/>
           <w:cantSplit/>
           <w:jc w:val="center"/>
         </w:trPr>
         <w:tc>
           <w:tcPr>
             <w:tcW w:w="1474" w:type="dxa"/>
-            <w:shd w:val="clear"/>
+            <w:shd w:val="clear" w:color="auto" w:fill="auto"/>
             <w:vAlign w:val="center"/>
           </w:tcPr>
           <w:p>
@@ -26142,7 +26139,7 @@
         <w:tc>
           <w:tcPr>
             <w:tcW w:w="850" w:type="dxa"/>
-            <w:shd w:val="clear"/>
+            <w:shd w:val="clear" w:color="auto" w:fill="auto"/>
             <w:vAlign w:val="center"/>
           </w:tcPr>
           <w:p>
@@ -26174,7 +26171,7 @@
         <w:tc>
           <w:tcPr>
             <w:tcW w:w="1247" w:type="dxa"/>
-            <w:shd w:val="clear"/>
+            <w:shd w:val="clear" w:color="auto" w:fill="auto"/>
             <w:vAlign w:val="center"/>
           </w:tcPr>
           <w:p>
@@ -26206,7 +26203,7 @@
         <w:tc>
           <w:tcPr>
             <w:tcW w:w="1247" w:type="dxa"/>
-            <w:shd w:val="clear"/>
+            <w:shd w:val="clear" w:color="auto" w:fill="auto"/>
             <w:vAlign w:val="center"/>
           </w:tcPr>
           <w:p>
@@ -26238,7 +26235,7 @@
         <w:tc>
           <w:tcPr>
             <w:tcW w:w="756" w:type="dxa"/>
-            <w:shd w:val="clear"/>
+            <w:shd w:val="clear" w:color="auto" w:fill="auto"/>
             <w:vAlign w:val="center"/>
           </w:tcPr>
           <w:p>
@@ -26270,7 +26267,7 @@
         <w:tc>
           <w:tcPr>
             <w:tcW w:w="907" w:type="dxa"/>
-            <w:shd w:val="clear"/>
+            <w:shd w:val="clear" w:color="auto" w:fill="auto"/>
             <w:vAlign w:val="center"/>
           </w:tcPr>
           <w:p>
@@ -26302,7 +26299,7 @@
         <w:tc>
           <w:tcPr>
             <w:tcW w:w="964" w:type="dxa"/>
-            <w:shd w:val="clear"/>
+            <w:shd w:val="clear" w:color="auto" w:fill="auto"/>
             <w:vAlign w:val="center"/>
           </w:tcPr>
           <w:p>
@@ -26334,7 +26331,7 @@
         <w:tc>
           <w:tcPr>
             <w:tcW w:w="713" w:type="dxa"/>
-            <w:shd w:val="clear"/>
+            <w:shd w:val="clear" w:color="auto" w:fill="auto"/>
             <w:vAlign w:val="center"/>
           </w:tcPr>
           <w:p>
@@ -26366,7 +26363,7 @@
         <w:tc>
           <w:tcPr>
             <w:tcW w:w="988" w:type="dxa"/>
-            <w:shd w:val="clear"/>
+            <w:shd w:val="clear" w:color="auto" w:fill="auto"/>
             <w:vAlign w:val="center"/>
           </w:tcPr>
           <w:p>
@@ -26414,14 +26411,13 @@
           </w:tblCellMar>
         </w:tblPrEx>
         <w:trPr>
-          <w:wAfter w:w="0" w:type="auto"/>
           <w:cantSplit/>
           <w:jc w:val="center"/>
         </w:trPr>
         <w:tc>
           <w:tcPr>
             <w:tcW w:w="1474" w:type="dxa"/>
-            <w:shd w:val="clear"/>
+            <w:shd w:val="clear" w:color="auto" w:fill="auto"/>
             <w:vAlign w:val="center"/>
           </w:tcPr>
           <w:p>
@@ -26453,7 +26449,7 @@
         <w:tc>
           <w:tcPr>
             <w:tcW w:w="850" w:type="dxa"/>
-            <w:shd w:val="clear"/>
+            <w:shd w:val="clear" w:color="auto" w:fill="auto"/>
             <w:vAlign w:val="center"/>
           </w:tcPr>
           <w:p>
@@ -26485,7 +26481,7 @@
         <w:tc>
           <w:tcPr>
             <w:tcW w:w="1247" w:type="dxa"/>
-            <w:shd w:val="clear"/>
+            <w:shd w:val="clear" w:color="auto" w:fill="auto"/>
             <w:vAlign w:val="center"/>
           </w:tcPr>
           <w:p>
@@ -26517,7 +26513,7 @@
         <w:tc>
           <w:tcPr>
             <w:tcW w:w="1247" w:type="dxa"/>
-            <w:shd w:val="clear"/>
+            <w:shd w:val="clear" w:color="auto" w:fill="auto"/>
             <w:vAlign w:val="center"/>
           </w:tcPr>
           <w:p>
@@ -26549,7 +26545,7 @@
         <w:tc>
           <w:tcPr>
             <w:tcW w:w="756" w:type="dxa"/>
-            <w:shd w:val="clear"/>
+            <w:shd w:val="clear" w:color="auto" w:fill="auto"/>
             <w:vAlign w:val="center"/>
           </w:tcPr>
           <w:p>
@@ -26581,7 +26577,7 @@
         <w:tc>
           <w:tcPr>
             <w:tcW w:w="907" w:type="dxa"/>
-            <w:shd w:val="clear"/>
+            <w:shd w:val="clear" w:color="auto" w:fill="auto"/>
             <w:vAlign w:val="center"/>
           </w:tcPr>
           <w:p>
@@ -26613,7 +26609,7 @@
         <w:tc>
           <w:tcPr>
             <w:tcW w:w="964" w:type="dxa"/>
-            <w:shd w:val="clear"/>
+            <w:shd w:val="clear" w:color="auto" w:fill="auto"/>
             <w:vAlign w:val="center"/>
           </w:tcPr>
           <w:p>
@@ -26645,7 +26641,7 @@
         <w:tc>
           <w:tcPr>
             <w:tcW w:w="713" w:type="dxa"/>
-            <w:shd w:val="clear"/>
+            <w:shd w:val="clear" w:color="auto" w:fill="auto"/>
             <w:vAlign w:val="center"/>
           </w:tcPr>
           <w:p>
@@ -26677,7 +26673,7 @@
         <w:tc>
           <w:tcPr>
             <w:tcW w:w="988" w:type="dxa"/>
-            <w:shd w:val="clear"/>
+            <w:shd w:val="clear" w:color="auto" w:fill="auto"/>
             <w:vAlign w:val="center"/>
           </w:tcPr>
           <w:p>
@@ -26725,14 +26721,13 @@
           </w:tblCellMar>
         </w:tblPrEx>
         <w:trPr>
-          <w:wAfter w:w="0" w:type="auto"/>
           <w:cantSplit/>
           <w:jc w:val="center"/>
         </w:trPr>
         <w:tc>
           <w:tcPr>
             <w:tcW w:w="1474" w:type="dxa"/>
-            <w:shd w:val="clear"/>
+            <w:shd w:val="clear" w:color="auto" w:fill="auto"/>
             <w:vAlign w:val="center"/>
           </w:tcPr>
           <w:p>
@@ -26764,7 +26759,7 @@
         <w:tc>
           <w:tcPr>
             <w:tcW w:w="850" w:type="dxa"/>
-            <w:shd w:val="clear"/>
+            <w:shd w:val="clear" w:color="auto" w:fill="auto"/>
             <w:vAlign w:val="center"/>
           </w:tcPr>
           <w:p>
@@ -26796,7 +26791,7 @@
         <w:tc>
           <w:tcPr>
             <w:tcW w:w="1247" w:type="dxa"/>
-            <w:shd w:val="clear"/>
+            <w:shd w:val="clear" w:color="auto" w:fill="auto"/>
             <w:vAlign w:val="center"/>
           </w:tcPr>
           <w:p>
@@ -26828,7 +26823,7 @@
         <w:tc>
           <w:tcPr>
             <w:tcW w:w="1247" w:type="dxa"/>
-            <w:shd w:val="clear"/>
+            <w:shd w:val="clear" w:color="auto" w:fill="auto"/>
             <w:vAlign w:val="center"/>
           </w:tcPr>
           <w:p>
@@ -26860,7 +26855,7 @@
         <w:tc>
           <w:tcPr>
             <w:tcW w:w="756" w:type="dxa"/>
-            <w:shd w:val="clear"/>
+            <w:shd w:val="clear" w:color="auto" w:fill="auto"/>
             <w:vAlign w:val="center"/>
           </w:tcPr>
           <w:p>
@@ -26892,7 +26887,7 @@
         <w:tc>
           <w:tcPr>
             <w:tcW w:w="907" w:type="dxa"/>
-            <w:shd w:val="clear"/>
+            <w:shd w:val="clear" w:color="auto" w:fill="auto"/>
             <w:vAlign w:val="center"/>
           </w:tcPr>
           <w:p>
@@ -26924,7 +26919,7 @@
         <w:tc>
           <w:tcPr>
             <w:tcW w:w="964" w:type="dxa"/>
-            <w:shd w:val="clear"/>
+            <w:shd w:val="clear" w:color="auto" w:fill="auto"/>
             <w:vAlign w:val="center"/>
           </w:tcPr>
           <w:p>
@@ -26956,7 +26951,7 @@
         <w:tc>
           <w:tcPr>
             <w:tcW w:w="713" w:type="dxa"/>
-            <w:shd w:val="clear"/>
+            <w:shd w:val="clear" w:color="auto" w:fill="auto"/>
             <w:vAlign w:val="center"/>
           </w:tcPr>
           <w:p>
@@ -26988,7 +26983,7 @@
         <w:tc>
           <w:tcPr>
             <w:tcW w:w="988" w:type="dxa"/>
-            <w:shd w:val="clear"/>
+            <w:shd w:val="clear" w:color="auto" w:fill="auto"/>
             <w:vAlign w:val="center"/>
           </w:tcPr>
           <w:p>
@@ -27036,14 +27031,13 @@
           </w:tblCellMar>
         </w:tblPrEx>
         <w:trPr>
-          <w:wAfter w:w="0" w:type="auto"/>
           <w:cantSplit/>
           <w:jc w:val="center"/>
         </w:trPr>
         <w:tc>
           <w:tcPr>
             <w:tcW w:w="1474" w:type="dxa"/>
-            <w:shd w:val="clear"/>
+            <w:shd w:val="clear" w:color="auto" w:fill="auto"/>
             <w:vAlign w:val="center"/>
           </w:tcPr>
           <w:p>
@@ -27075,7 +27069,7 @@
         <w:tc>
           <w:tcPr>
             <w:tcW w:w="850" w:type="dxa"/>
-            <w:shd w:val="clear"/>
+            <w:shd w:val="clear" w:color="auto" w:fill="auto"/>
             <w:vAlign w:val="center"/>
           </w:tcPr>
           <w:p>
@@ -27107,7 +27101,7 @@
         <w:tc>
           <w:tcPr>
             <w:tcW w:w="1247" w:type="dxa"/>
-            <w:shd w:val="clear"/>
+            <w:shd w:val="clear" w:color="auto" w:fill="auto"/>
             <w:vAlign w:val="center"/>
           </w:tcPr>
           <w:p>
@@ -27139,7 +27133,7 @@
         <w:tc>
           <w:tcPr>
             <w:tcW w:w="1247" w:type="dxa"/>
-            <w:shd w:val="clear"/>
+            <w:shd w:val="clear" w:color="auto" w:fill="auto"/>
             <w:vAlign w:val="center"/>
           </w:tcPr>
           <w:p>
@@ -27171,7 +27165,7 @@
         <w:tc>
           <w:tcPr>
             <w:tcW w:w="756" w:type="dxa"/>
-            <w:shd w:val="clear"/>
+            <w:shd w:val="clear" w:color="auto" w:fill="auto"/>
             <w:vAlign w:val="center"/>
           </w:tcPr>
           <w:p>
@@ -27203,7 +27197,7 @@
         <w:tc>
           <w:tcPr>
             <w:tcW w:w="907" w:type="dxa"/>
-            <w:shd w:val="clear"/>
+            <w:shd w:val="clear" w:color="auto" w:fill="auto"/>
             <w:vAlign w:val="center"/>
           </w:tcPr>
           <w:p>
@@ -27235,7 +27229,7 @@
         <w:tc>
           <w:tcPr>
             <w:tcW w:w="964" w:type="dxa"/>
-            <w:shd w:val="clear"/>
+            <w:shd w:val="clear" w:color="auto" w:fill="auto"/>
             <w:vAlign w:val="center"/>
           </w:tcPr>
           <w:p>
@@ -27267,7 +27261,7 @@
         <w:tc>
           <w:tcPr>
             <w:tcW w:w="713" w:type="dxa"/>
-            <w:shd w:val="clear"/>
+            <w:shd w:val="clear" w:color="auto" w:fill="auto"/>
             <w:vAlign w:val="center"/>
           </w:tcPr>
           <w:p>
@@ -27299,7 +27293,7 @@
         <w:tc>
           <w:tcPr>
             <w:tcW w:w="988" w:type="dxa"/>
-            <w:shd w:val="clear"/>
+            <w:shd w:val="clear" w:color="auto" w:fill="auto"/>
             <w:vAlign w:val="center"/>
           </w:tcPr>
           <w:p>
@@ -27347,14 +27341,13 @@
           </w:tblCellMar>
         </w:tblPrEx>
         <w:trPr>
-          <w:wAfter w:w="0" w:type="auto"/>
           <w:cantSplit/>
           <w:jc w:val="center"/>
         </w:trPr>
         <w:tc>
           <w:tcPr>
             <w:tcW w:w="1474" w:type="dxa"/>
-            <w:shd w:val="clear"/>
+            <w:shd w:val="clear" w:color="auto" w:fill="auto"/>
             <w:vAlign w:val="center"/>
           </w:tcPr>
           <w:p>
@@ -27386,7 +27379,7 @@
         <w:tc>
           <w:tcPr>
             <w:tcW w:w="850" w:type="dxa"/>
-            <w:shd w:val="clear"/>
+            <w:shd w:val="clear" w:color="auto" w:fill="auto"/>
             <w:vAlign w:val="center"/>
           </w:tcPr>
           <w:p>
@@ -27418,7 +27411,7 @@
         <w:tc>
           <w:tcPr>
             <w:tcW w:w="1247" w:type="dxa"/>
-            <w:shd w:val="clear"/>
+            <w:shd w:val="clear" w:color="auto" w:fill="auto"/>
             <w:vAlign w:val="center"/>
           </w:tcPr>
           <w:p>
@@ -27450,7 +27443,7 @@
         <w:tc>
           <w:tcPr>
             <w:tcW w:w="1247" w:type="dxa"/>
-            <w:shd w:val="clear"/>
+            <w:shd w:val="clear" w:color="auto" w:fill="auto"/>
             <w:vAlign w:val="center"/>
           </w:tcPr>
           <w:p>
@@ -27482,7 +27475,7 @@
         <w:tc>
           <w:tcPr>
             <w:tcW w:w="756" w:type="dxa"/>
-            <w:shd w:val="clear"/>
+            <w:shd w:val="clear" w:color="auto" w:fill="auto"/>
             <w:vAlign w:val="center"/>
           </w:tcPr>
           <w:p>
@@ -27514,7 +27507,7 @@
         <w:tc>
           <w:tcPr>
             <w:tcW w:w="907" w:type="dxa"/>
-            <w:shd w:val="clear"/>
+            <w:shd w:val="clear" w:color="auto" w:fill="auto"/>
             <w:vAlign w:val="center"/>
           </w:tcPr>
           <w:p>
@@ -27546,7 +27539,7 @@
         <w:tc>
           <w:tcPr>
             <w:tcW w:w="964" w:type="dxa"/>
-            <w:shd w:val="clear"/>
+            <w:shd w:val="clear" w:color="auto" w:fill="auto"/>
             <w:vAlign w:val="center"/>
           </w:tcPr>
           <w:p>
@@ -27578,7 +27571,7 @@
         <w:tc>
           <w:tcPr>
             <w:tcW w:w="713" w:type="dxa"/>
-            <w:shd w:val="clear"/>
+            <w:shd w:val="clear" w:color="auto" w:fill="auto"/>
             <w:vAlign w:val="center"/>
           </w:tcPr>
           <w:p>
@@ -27610,7 +27603,7 @@
         <w:tc>
           <w:tcPr>
             <w:tcW w:w="988" w:type="dxa"/>
-            <w:shd w:val="clear"/>
+            <w:shd w:val="clear" w:color="auto" w:fill="auto"/>
             <w:vAlign w:val="center"/>
           </w:tcPr>
           <w:p>
@@ -27658,14 +27651,13 @@
           </w:tblCellMar>
         </w:tblPrEx>
         <w:trPr>
-          <w:wAfter w:w="0" w:type="auto"/>
           <w:cantSplit/>
           <w:jc w:val="center"/>
         </w:trPr>
         <w:tc>
           <w:tcPr>
             <w:tcW w:w="1474" w:type="dxa"/>
-            <w:shd w:val="clear"/>
+            <w:shd w:val="clear" w:color="auto" w:fill="auto"/>
             <w:vAlign w:val="center"/>
           </w:tcPr>
           <w:p>
@@ -27697,7 +27689,7 @@
         <w:tc>
           <w:tcPr>
             <w:tcW w:w="850" w:type="dxa"/>
-            <w:shd w:val="clear"/>
+            <w:shd w:val="clear" w:color="auto" w:fill="auto"/>
             <w:vAlign w:val="center"/>
           </w:tcPr>
           <w:p>
@@ -27729,7 +27721,7 @@
         <w:tc>
           <w:tcPr>
             <w:tcW w:w="1247" w:type="dxa"/>
-            <w:shd w:val="clear"/>
+            <w:shd w:val="clear" w:color="auto" w:fill="auto"/>
             <w:vAlign w:val="center"/>
           </w:tcPr>
           <w:p>
@@ -27761,7 +27753,7 @@
         <w:tc>
           <w:tcPr>
             <w:tcW w:w="1247" w:type="dxa"/>
-            <w:shd w:val="clear"/>
+            <w:shd w:val="clear" w:color="auto" w:fill="auto"/>
             <w:vAlign w:val="center"/>
           </w:tcPr>
           <w:p>
@@ -27793,7 +27785,7 @@
         <w:tc>
           <w:tcPr>
             <w:tcW w:w="756" w:type="dxa"/>
-            <w:shd w:val="clear"/>
+            <w:shd w:val="clear" w:color="auto" w:fill="auto"/>
             <w:vAlign w:val="center"/>
           </w:tcPr>
           <w:p>
@@ -27825,7 +27817,7 @@
         <w:tc>
           <w:tcPr>
             <w:tcW w:w="907" w:type="dxa"/>
-            <w:shd w:val="clear"/>
+            <w:shd w:val="clear" w:color="auto" w:fill="auto"/>
             <w:vAlign w:val="center"/>
           </w:tcPr>
           <w:p>
@@ -27857,7 +27849,7 @@
         <w:tc>
           <w:tcPr>
             <w:tcW w:w="964" w:type="dxa"/>
-            <w:shd w:val="clear"/>
+            <w:shd w:val="clear" w:color="auto" w:fill="auto"/>
             <w:vAlign w:val="center"/>
           </w:tcPr>
           <w:p>
@@ -27889,7 +27881,7 @@
         <w:tc>
           <w:tcPr>
             <w:tcW w:w="713" w:type="dxa"/>
-            <w:shd w:val="clear"/>
+            <w:shd w:val="clear" w:color="auto" w:fill="auto"/>
             <w:vAlign w:val="center"/>
           </w:tcPr>
           <w:p>
@@ -27921,7 +27913,7 @@
         <w:tc>
           <w:tcPr>
             <w:tcW w:w="988" w:type="dxa"/>
-            <w:shd w:val="clear"/>
+            <w:shd w:val="clear" w:color="auto" w:fill="auto"/>
             <w:vAlign w:val="center"/>
           </w:tcPr>
           <w:p>
@@ -27969,14 +27961,13 @@
           </w:tblCellMar>
         </w:tblPrEx>
         <w:trPr>
-          <w:wAfter w:w="0" w:type="auto"/>
           <w:cantSplit/>
           <w:jc w:val="center"/>
         </w:trPr>
         <w:tc>
           <w:tcPr>
             <w:tcW w:w="1474" w:type="dxa"/>
-            <w:shd w:val="clear"/>
+            <w:shd w:val="clear" w:color="auto" w:fill="auto"/>
             <w:vAlign w:val="center"/>
           </w:tcPr>
           <w:p>
@@ -28008,7 +27999,7 @@
         <w:tc>
           <w:tcPr>
             <w:tcW w:w="850" w:type="dxa"/>
-            <w:shd w:val="clear"/>
+            <w:shd w:val="clear" w:color="auto" w:fill="auto"/>
             <w:vAlign w:val="center"/>
           </w:tcPr>
           <w:p>
@@ -28040,7 +28031,7 @@
         <w:tc>
           <w:tcPr>
             <w:tcW w:w="1247" w:type="dxa"/>
-            <w:shd w:val="clear"/>
+            <w:shd w:val="clear" w:color="auto" w:fill="auto"/>
             <w:vAlign w:val="center"/>
           </w:tcPr>
           <w:p>
@@ -28072,7 +28063,7 @@
         <w:tc>
           <w:tcPr>
             <w:tcW w:w="1247" w:type="dxa"/>
-            <w:shd w:val="clear"/>
+            <w:shd w:val="clear" w:color="auto" w:fill="auto"/>
             <w:vAlign w:val="center"/>
           </w:tcPr>
           <w:p>
@@ -28104,7 +28095,7 @@
         <w:tc>
           <w:tcPr>
             <w:tcW w:w="756" w:type="dxa"/>
-            <w:shd w:val="clear"/>
+            <w:shd w:val="clear" w:color="auto" w:fill="auto"/>
             <w:vAlign w:val="center"/>
           </w:tcPr>
           <w:p>
@@ -28136,7 +28127,7 @@
         <w:tc>
           <w:tcPr>
             <w:tcW w:w="907" w:type="dxa"/>
-            <w:shd w:val="clear"/>
+            <w:shd w:val="clear" w:color="auto" w:fill="auto"/>
             <w:vAlign w:val="center"/>
           </w:tcPr>
           <w:p>
@@ -28168,7 +28159,7 @@
         <w:tc>
           <w:tcPr>
             <w:tcW w:w="964" w:type="dxa"/>
-            <w:shd w:val="clear"/>
+            <w:shd w:val="clear" w:color="auto" w:fill="auto"/>
             <w:vAlign w:val="center"/>
           </w:tcPr>
           <w:p>
@@ -28200,7 +28191,7 @@
         <w:tc>
           <w:tcPr>
             <w:tcW w:w="713" w:type="dxa"/>
-            <w:shd w:val="clear"/>
+            <w:shd w:val="clear" w:color="auto" w:fill="auto"/>
             <w:vAlign w:val="center"/>
           </w:tcPr>
           <w:p>
@@ -28232,7 +28223,7 @@
         <w:tc>
           <w:tcPr>
             <w:tcW w:w="988" w:type="dxa"/>
-            <w:shd w:val="clear"/>
+            <w:shd w:val="clear" w:color="auto" w:fill="auto"/>
             <w:vAlign w:val="center"/>
           </w:tcPr>
           <w:p>
@@ -28280,14 +28271,13 @@
           </w:tblCellMar>
         </w:tblPrEx>
         <w:trPr>
-          <w:wAfter w:w="0" w:type="auto"/>
           <w:cantSplit/>
           <w:jc w:val="center"/>
         </w:trPr>
         <w:tc>
           <w:tcPr>
             <w:tcW w:w="1474" w:type="dxa"/>
-            <w:shd w:val="clear"/>
+            <w:shd w:val="clear" w:color="auto" w:fill="auto"/>
             <w:vAlign w:val="center"/>
           </w:tcPr>
           <w:p>
@@ -28319,7 +28309,7 @@
         <w:tc>
           <w:tcPr>
             <w:tcW w:w="850" w:type="dxa"/>
-            <w:shd w:val="clear"/>
+            <w:shd w:val="clear" w:color="auto" w:fill="auto"/>
             <w:vAlign w:val="center"/>
           </w:tcPr>
           <w:p>
@@ -28351,7 +28341,7 @@
         <w:tc>
           <w:tcPr>
             <w:tcW w:w="1247" w:type="dxa"/>
-            <w:shd w:val="clear"/>
+            <w:shd w:val="clear" w:color="auto" w:fill="auto"/>
             <w:vAlign w:val="center"/>
           </w:tcPr>
           <w:p>
@@ -28383,7 +28373,7 @@
         <w:tc>
           <w:tcPr>
             <w:tcW w:w="1247" w:type="dxa"/>
-            <w:shd w:val="clear"/>
+            <w:shd w:val="clear" w:color="auto" w:fill="auto"/>
             <w:vAlign w:val="center"/>
           </w:tcPr>
           <w:p>
@@ -28415,7 +28405,7 @@
         <w:tc>
           <w:tcPr>
             <w:tcW w:w="756" w:type="dxa"/>
-            <w:shd w:val="clear"/>
+            <w:shd w:val="clear" w:color="auto" w:fill="auto"/>
             <w:vAlign w:val="center"/>
           </w:tcPr>
           <w:p>
@@ -28447,7 +28437,7 @@
         <w:tc>
           <w:tcPr>
             <w:tcW w:w="907" w:type="dxa"/>
-            <w:shd w:val="clear"/>
+            <w:shd w:val="clear" w:color="auto" w:fill="auto"/>
             <w:vAlign w:val="center"/>
           </w:tcPr>
           <w:p>
@@ -28479,7 +28469,7 @@
         <w:tc>
           <w:tcPr>
             <w:tcW w:w="964" w:type="dxa"/>
-            <w:shd w:val="clear"/>
+            <w:shd w:val="clear" w:color="auto" w:fill="auto"/>
             <w:vAlign w:val="center"/>
           </w:tcPr>
           <w:p>
@@ -28511,7 +28501,7 @@
         <w:tc>
           <w:tcPr>
             <w:tcW w:w="713" w:type="dxa"/>
-            <w:shd w:val="clear"/>
+            <w:shd w:val="clear" w:color="auto" w:fill="auto"/>
             <w:vAlign w:val="center"/>
           </w:tcPr>
           <w:p>
@@ -28543,7 +28533,7 @@
         <w:tc>
           <w:tcPr>
             <w:tcW w:w="988" w:type="dxa"/>
-            <w:shd w:val="clear"/>
+            <w:shd w:val="clear" w:color="auto" w:fill="auto"/>
             <w:vAlign w:val="center"/>
           </w:tcPr>
           <w:p>
@@ -28591,14 +28581,13 @@
           </w:tblCellMar>
         </w:tblPrEx>
         <w:trPr>
-          <w:wAfter w:w="0" w:type="auto"/>
           <w:cantSplit/>
           <w:jc w:val="center"/>
         </w:trPr>
         <w:tc>
           <w:tcPr>
             <w:tcW w:w="1474" w:type="dxa"/>
-            <w:shd w:val="clear"/>
+            <w:shd w:val="clear" w:color="auto" w:fill="auto"/>
             <w:vAlign w:val="center"/>
           </w:tcPr>
           <w:p>
@@ -28630,7 +28619,7 @@
         <w:tc>
           <w:tcPr>
             <w:tcW w:w="850" w:type="dxa"/>
-            <w:shd w:val="clear"/>
+            <w:shd w:val="clear" w:color="auto" w:fill="auto"/>
             <w:vAlign w:val="center"/>
           </w:tcPr>
           <w:p>
@@ -28662,7 +28651,7 @@
         <w:tc>
           <w:tcPr>
             <w:tcW w:w="1247" w:type="dxa"/>
-            <w:shd w:val="clear"/>
+            <w:shd w:val="clear" w:color="auto" w:fill="auto"/>
             <w:vAlign w:val="center"/>
           </w:tcPr>
           <w:p>
@@ -28694,7 +28683,7 @@
         <w:tc>
           <w:tcPr>
             <w:tcW w:w="1247" w:type="dxa"/>
-            <w:shd w:val="clear"/>
+            <w:shd w:val="clear" w:color="auto" w:fill="auto"/>
             <w:vAlign w:val="center"/>
           </w:tcPr>
           <w:p>
@@ -28726,7 +28715,7 @@
         <w:tc>
           <w:tcPr>
             <w:tcW w:w="756" w:type="dxa"/>
-            <w:shd w:val="clear"/>
+            <w:shd w:val="clear" w:color="auto" w:fill="auto"/>
             <w:vAlign w:val="center"/>
           </w:tcPr>
           <w:p>
@@ -28758,7 +28747,7 @@
         <w:tc>
           <w:tcPr>
             <w:tcW w:w="907" w:type="dxa"/>
-            <w:shd w:val="clear"/>
+            <w:shd w:val="clear" w:color="auto" w:fill="auto"/>
             <w:vAlign w:val="center"/>
           </w:tcPr>
           <w:p>
@@ -28790,7 +28779,7 @@
         <w:tc>
           <w:tcPr>
             <w:tcW w:w="964" w:type="dxa"/>
-            <w:shd w:val="clear"/>
+            <w:shd w:val="clear" w:color="auto" w:fill="auto"/>
             <w:vAlign w:val="center"/>
           </w:tcPr>
           <w:p>
@@ -28822,7 +28811,7 @@
         <w:tc>
           <w:tcPr>
             <w:tcW w:w="713" w:type="dxa"/>
-            <w:shd w:val="clear"/>
+            <w:shd w:val="clear" w:color="auto" w:fill="auto"/>
             <w:vAlign w:val="center"/>
           </w:tcPr>
           <w:p>
@@ -28854,7 +28843,7 @@
         <w:tc>
           <w:tcPr>
             <w:tcW w:w="988" w:type="dxa"/>
-            <w:shd w:val="clear"/>
+            <w:shd w:val="clear" w:color="auto" w:fill="auto"/>
             <w:vAlign w:val="center"/>
           </w:tcPr>
           <w:p>
@@ -28902,14 +28891,13 @@
           </w:tblCellMar>
         </w:tblPrEx>
         <w:trPr>
-          <w:wAfter w:w="0" w:type="auto"/>
           <w:cantSplit/>
           <w:jc w:val="center"/>
         </w:trPr>
         <w:tc>
           <w:tcPr>
             <w:tcW w:w="1474" w:type="dxa"/>
-            <w:shd w:val="clear"/>
+            <w:shd w:val="clear" w:color="auto" w:fill="auto"/>
             <w:vAlign w:val="center"/>
           </w:tcPr>
           <w:p>
@@ -28941,7 +28929,7 @@
         <w:tc>
           <w:tcPr>
             <w:tcW w:w="850" w:type="dxa"/>
-            <w:shd w:val="clear"/>
+            <w:shd w:val="clear" w:color="auto" w:fill="auto"/>
             <w:vAlign w:val="center"/>
           </w:tcPr>
           <w:p>
@@ -28973,7 +28961,7 @@
         <w:tc>
           <w:tcPr>
             <w:tcW w:w="1247" w:type="dxa"/>
-            <w:shd w:val="clear"/>
+            <w:shd w:val="clear" w:color="auto" w:fill="auto"/>
             <w:vAlign w:val="center"/>
           </w:tcPr>
           <w:p>
@@ -29005,7 +28993,7 @@
         <w:tc>
           <w:tcPr>
             <w:tcW w:w="1247" w:type="dxa"/>
-            <w:shd w:val="clear"/>
+            <w:shd w:val="clear" w:color="auto" w:fill="auto"/>
             <w:vAlign w:val="center"/>
           </w:tcPr>
           <w:p>
@@ -29037,7 +29025,7 @@
         <w:tc>
           <w:tcPr>
             <w:tcW w:w="756" w:type="dxa"/>
-            <w:shd w:val="clear"/>
+            <w:shd w:val="clear" w:color="auto" w:fill="auto"/>
             <w:vAlign w:val="center"/>
           </w:tcPr>
           <w:p>
@@ -29069,7 +29057,7 @@
         <w:tc>
           <w:tcPr>
             <w:tcW w:w="907" w:type="dxa"/>
-            <w:shd w:val="clear"/>
+            <w:shd w:val="clear" w:color="auto" w:fill="auto"/>
             <w:vAlign w:val="center"/>
           </w:tcPr>
           <w:p>
@@ -29101,7 +29089,7 @@
         <w:tc>
           <w:tcPr>
             <w:tcW w:w="964" w:type="dxa"/>
-            <w:shd w:val="clear"/>
+            <w:shd w:val="clear" w:color="auto" w:fill="auto"/>
             <w:vAlign w:val="center"/>
           </w:tcPr>
           <w:p>
@@ -29133,7 +29121,7 @@
         <w:tc>
           <w:tcPr>
             <w:tcW w:w="713" w:type="dxa"/>
-            <w:shd w:val="clear"/>
+            <w:shd w:val="clear" w:color="auto" w:fill="auto"/>
             <w:vAlign w:val="center"/>
           </w:tcPr>
           <w:p>
@@ -29165,7 +29153,7 @@
         <w:tc>
           <w:tcPr>
             <w:tcW w:w="988" w:type="dxa"/>
-            <w:shd w:val="clear"/>
+            <w:shd w:val="clear" w:color="auto" w:fill="auto"/>
             <w:vAlign w:val="center"/>
           </w:tcPr>
           <w:p>
@@ -29213,14 +29201,13 @@
           </w:tblCellMar>
         </w:tblPrEx>
         <w:trPr>
-          <w:wAfter w:w="0" w:type="auto"/>
           <w:cantSplit/>
           <w:jc w:val="center"/>
         </w:trPr>
         <w:tc>
           <w:tcPr>
             <w:tcW w:w="1474" w:type="dxa"/>
-            <w:shd w:val="clear"/>
+            <w:shd w:val="clear" w:color="auto" w:fill="auto"/>
             <w:vAlign w:val="center"/>
           </w:tcPr>
           <w:p>
@@ -29252,7 +29239,7 @@
         <w:tc>
           <w:tcPr>
             <w:tcW w:w="850" w:type="dxa"/>
-            <w:shd w:val="clear"/>
+            <w:shd w:val="clear" w:color="auto" w:fill="auto"/>
             <w:vAlign w:val="center"/>
           </w:tcPr>
           <w:p>
@@ -29284,7 +29271,7 @@
         <w:tc>
           <w:tcPr>
             <w:tcW w:w="1247" w:type="dxa"/>
-            <w:shd w:val="clear"/>
+            <w:shd w:val="clear" w:color="auto" w:fill="auto"/>
             <w:vAlign w:val="center"/>
           </w:tcPr>
           <w:p>
@@ -29316,7 +29303,7 @@
         <w:tc>
           <w:tcPr>
             <w:tcW w:w="1247" w:type="dxa"/>
-            <w:shd w:val="clear"/>
+            <w:shd w:val="clear" w:color="auto" w:fill="auto"/>
             <w:vAlign w:val="center"/>
           </w:tcPr>
           <w:p>
@@ -29348,7 +29335,7 @@
         <w:tc>
           <w:tcPr>
             <w:tcW w:w="756" w:type="dxa"/>
-            <w:shd w:val="clear"/>
+            <w:shd w:val="clear" w:color="auto" w:fill="auto"/>
             <w:vAlign w:val="center"/>
           </w:tcPr>
           <w:p>
@@ -29380,7 +29367,7 @@
         <w:tc>
           <w:tcPr>
             <w:tcW w:w="907" w:type="dxa"/>
-            <w:shd w:val="clear"/>
+            <w:shd w:val="clear" w:color="auto" w:fill="auto"/>
             <w:vAlign w:val="center"/>
           </w:tcPr>
           <w:p>
@@ -29412,7 +29399,7 @@
         <w:tc>
           <w:tcPr>
             <w:tcW w:w="964" w:type="dxa"/>
-            <w:shd w:val="clear"/>
+            <w:shd w:val="clear" w:color="auto" w:fill="auto"/>
             <w:vAlign w:val="center"/>
           </w:tcPr>
           <w:p>
@@ -29444,7 +29431,7 @@
         <w:tc>
           <w:tcPr>
             <w:tcW w:w="713" w:type="dxa"/>
-            <w:shd w:val="clear"/>
+            <w:shd w:val="clear" w:color="auto" w:fill="auto"/>
             <w:vAlign w:val="center"/>
           </w:tcPr>
           <w:p>
@@ -29476,7 +29463,7 @@
         <w:tc>
           <w:tcPr>
             <w:tcW w:w="988" w:type="dxa"/>
-            <w:shd w:val="clear"/>
+            <w:shd w:val="clear" w:color="auto" w:fill="auto"/>
             <w:vAlign w:val="center"/>
           </w:tcPr>
           <w:p>
@@ -31525,8 +31512,6 @@
         </w:rPr>
         <w:t>5</w:t>
       </w:r>
-      <w:bookmarkStart w:id="0" w:name="_GoBack"/>
-      <w:bookmarkEnd w:id="0"/>
       <w:r>
         <w:rPr>
           <w:rFonts w:ascii="宋体" w:hAnsi="宋体" w:eastAsia="宋体"/>
